--- a/ru/wisdom-stories/from-a-wise-fathers-advice-to-his-son.docx
+++ b/ru/wisdom-stories/from-a-wise-fathers-advice-to-his-son.docx
@@ -126,7 +126,7 @@
           <w:color w:val="000000"/>
           <w:sz w:val="22"/>
         </w:rPr>
-        <w:t>Всемогущий Бог, создатель миров, не послал сына человеческого в этот мир, чтобы тот жил вечно, но хотел, чтобы в конце своей жизни он вкусил смерть.</w:t>
+        <w:t>Всемогущий Аллах, создатель миров, не послал сына человеческого в этот мир, чтобы тот жил вечно, но хотел, чтобы в конце своей жизни он вкусил смерть.</w:t>
       </w:r>
     </w:p>
     <w:p>
@@ -140,7 +140,7 @@
           <w:color w:val="000000"/>
           <w:sz w:val="22"/>
         </w:rPr>
-        <w:t>Знай это хорошо: Всемогущий Бог тщательно испытал и приучил меня к двум вещам, которые поддерживают мое здоровье до этого возраста. Одна из них — это мало есть, а другая — ходить, чтобы переваривать съеденное.</w:t>
+        <w:t>Знай это хорошо: Всемогущий Аллах тщательно испытал и приучил меня к двум вещам, которые поддерживают мое здоровье до этого возраста. Одна из них — это мало есть, а другая — ходить, чтобы переваривать съеденное.</w:t>
       </w:r>
     </w:p>
     <w:p>
@@ -224,7 +224,7 @@
           <w:color w:val="000000"/>
           <w:sz w:val="22"/>
         </w:rPr>
-        <w:t>Если Всемогущий Бог создал вас из людей, которых я перечислил в первую очередь, я буду счастлив.</w:t>
+        <w:t>Если Всемогущий Аллах создал вас из людей, которых я перечислил в первую очередь, я буду счастлив.</w:t>
       </w:r>
     </w:p>
     <w:p>
@@ -252,7 +252,7 @@
           <w:color w:val="000000"/>
           <w:sz w:val="22"/>
         </w:rPr>
-        <w:t>Определенно не будьте из третьей группы. Они не находятся в хорошем положении ни перед Богом, ни перед людьми.</w:t>
+        <w:t>Определенно не будьте из третьей группы. Они не находятся в хорошем положении ни перед Аллахом, ни перед людьми.</w:t>
       </w:r>
     </w:p>
     <w:p>
@@ -280,7 +280,7 @@
           <w:color w:val="9A7417"/>
           <w:sz w:val="22"/>
         </w:rPr>
-        <w:t xml:space="preserve">Мораль: </w:t>
+        <w:t>Мораль: Мудрость — источник счастья, а сила — слуга мудрости. Тот, кто слушает советы, возвысится; а тот, кто думает, что знает всё, погибнет.</w:t>
       </w:r>
       <w:r>
         <w:rPr>
@@ -290,7 +290,6 @@
           <w:color w:val="3F3826"/>
           <w:sz w:val="22"/>
         </w:rPr>
-        <w:t>Мудрость — источник счастья, а сила — слуга мудрости. Тот, кто слушает советы, возвысится; а тот, кто думает, что знает всё, погибнет.</w:t>
       </w:r>
     </w:p>
     <w:p>
